--- a/aula63/Guia Prático-63.docx
+++ b/aula63/Guia Prático-63.docx
@@ -11277,6 +11277,19 @@
     </w:p>
     <w:p>
       <w:pPr>
+        <w:pStyle w:val="Pr-formataoHTML"/>
+        <w:rPr>
+          <w:rStyle w:val="CdigoHTML"/>
+          <w:rFonts w:eastAsiaTheme="majorEastAsia"/>
+          <w:color w:val="444746"/>
+          <w:sz w:val="21"/>
+          <w:szCs w:val="21"/>
+          <w:bdr w:val="none" w:sz="0" w:space="0" w:color="auto" w:frame="1"/>
+        </w:rPr>
+      </w:pPr>
+    </w:p>
+    <w:p>
+      <w:pPr>
         <w:pStyle w:val="Ttulo3"/>
         <w:rPr>
           <w:color w:val="1F1F1F"/>
@@ -12845,6 +12858,7 @@
           <w:szCs w:val="21"/>
           <w:bdr w:val="none" w:sz="0" w:space="0" w:color="auto" w:frame="1"/>
         </w:rPr>
+        <w:lastRenderedPageBreak/>
         <w:t xml:space="preserve">        </w:t>
       </w:r>
       <w:r>
@@ -12899,7 +12913,6 @@
           <w:szCs w:val="21"/>
           <w:bdr w:val="none" w:sz="0" w:space="0" w:color="auto" w:frame="1"/>
         </w:rPr>
-        <w:lastRenderedPageBreak/>
         <w:t xml:space="preserve">        </w:t>
       </w:r>
       <w:proofErr w:type="spellStart"/>
@@ -16252,6 +16265,7 @@
           <w:szCs w:val="21"/>
           <w:bdr w:val="none" w:sz="0" w:space="0" w:color="auto" w:frame="1"/>
         </w:rPr>
+        <w:lastRenderedPageBreak/>
         <w:t xml:space="preserve">    </w:t>
       </w:r>
       <w:r>
@@ -16415,7 +16429,6 @@
           <w:szCs w:val="21"/>
           <w:bdr w:val="none" w:sz="0" w:space="0" w:color="auto" w:frame="1"/>
         </w:rPr>
-        <w:lastRenderedPageBreak/>
         <w:t xml:space="preserve">    </w:t>
       </w:r>
       <w:r>
@@ -18484,6 +18497,7 @@
           <w:color w:val="1F1F1F"/>
           <w:bdr w:val="none" w:sz="0" w:space="0" w:color="auto" w:frame="1"/>
         </w:rPr>
+        <w:lastRenderedPageBreak/>
         <w:t>A Solução:</w:t>
       </w:r>
       <w:r>
@@ -18594,7 +18608,6 @@
         <w:rPr>
           <w:color w:val="1F1F1F"/>
         </w:rPr>
-        <w:lastRenderedPageBreak/>
         <w:t xml:space="preserve">Salve, atualize a página e veja os títulos voltarem à vida! (Pode apagar o </w:t>
       </w:r>
       <w:r>
@@ -19511,6 +19524,7 @@
           <w:color w:val="1F1F1F"/>
           <w:bdr w:val="none" w:sz="0" w:space="0" w:color="auto" w:frame="1"/>
         </w:rPr>
+        <w:lastRenderedPageBreak/>
         <w:t>O que o PHP recebeu?</w:t>
       </w:r>
       <w:r>
@@ -19587,7 +19601,6 @@
           <w:color w:val="1F1F1F"/>
           <w:bdr w:val="none" w:sz="0" w:space="0" w:color="auto" w:frame="1"/>
         </w:rPr>
-        <w:lastRenderedPageBreak/>
         <w:t>A Solução:</w:t>
       </w:r>
       <w:r>
@@ -20653,6 +20666,7 @@
           <w:color w:val="1F1F1F"/>
           <w:bdr w:val="none" w:sz="0" w:space="0" w:color="auto" w:frame="1"/>
         </w:rPr>
+        <w:lastRenderedPageBreak/>
         <w:t>O Teste Fata:</w:t>
       </w:r>
       <w:r>
@@ -20745,7 +20759,6 @@
           <w:color w:val="1F1F1F"/>
           <w:bdr w:val="none" w:sz="0" w:space="0" w:color="auto" w:frame="1"/>
         </w:rPr>
-        <w:lastRenderedPageBreak/>
         <w:t>A Lição:</w:t>
       </w:r>
       <w:r>
